--- a/corpus/synthetic/hf-images__008.docx
+++ b/corpus/synthetic/hf-images__008.docx
@@ -22,11 +22,14 @@
     <w:r>
       <w:drawing>
         <wp:anchor behindDoc="0">
-          <wp:positionV relativeFrom="page">
-            <wp:posOffset>335280</wp:posOffset>
+          <wp:positionH relativeFrom="column">
+            <wp:posOffset>190500</wp:posOffset>
+          </wp:positionH>
+          <wp:positionV relativeFrom="paragraph">
+            <wp:posOffset>-137208</wp:posOffset>
           </wp:positionV>
-          <wp:extent cx="381000" cy="377190"/>
-          <wp:wrapTopAndBottom/>
+          <wp:extent cx="381000" cy="958215"/>
+          <wp:wrapSquare wrapText="bothSides"/>
           <wp:docPr id="1" name="Logo"/>
           <a:graphic>
             <a:graphicData uri="http://schemas.openxmlformats.org/drawingml/2006/picture">
